--- a/demo/00_quickstart/hello.docx
+++ b/demo/00_quickstart/hello.docx
@@ -42,7 +42,16 @@
         <w:rPr>
           <w:rFonts w:hint="eastAsia"/>
         </w:rPr>
-        <w:t xml:space="preserve">这是正文。中文首行缩进两个字符，西文用</w:t>
+        <w:t xml:space="preserve">这是一份最小样例：一页纸、三十几行</w:t>
+      </w:r>
+      <w:r>
+        <w:t xml:space="preserve"> </w:t>
+      </w:r>
+      <w:r>
+        <w:rPr>
+          <w:rFonts w:hint="eastAsia"/>
+        </w:rPr>
+        <w:t xml:space="preserve">Markdown。中文首行缩进两个字符、西文用</w:t>
       </w:r>
       <w:r>
         <w:t xml:space="preserve"> Times New </w:t>
@@ -51,7 +60,7 @@
         <w:rPr>
           <w:rFonts w:hint="eastAsia"/>
         </w:rPr>
-        <w:t xml:space="preserve">Roman，行距</w:t>
+        <w:t xml:space="preserve">Roman、行距</w:t>
       </w:r>
       <w:r>
         <w:t xml:space="preserve"> 1.5 </w:t>
@@ -60,7 +69,7 @@
         <w:rPr>
           <w:rFonts w:hint="eastAsia"/>
         </w:rPr>
-        <w:t xml:space="preserve">倍——这些都不用你在</w:t>
+        <w:t xml:space="preserve">倍、各级标题黑体——这些都不用你在</w:t>
       </w:r>
       <w:r>
         <w:t xml:space="preserve"> Word </w:t>
@@ -69,7 +78,7 @@
         <w:rPr>
           <w:rFonts w:hint="eastAsia"/>
         </w:rPr>
-        <w:t xml:space="preserve">里点，全由下面那份</w:t>
+        <w:t xml:space="preserve">里点，全部由同目录那份</w:t>
       </w:r>
       <w:r>
         <w:t xml:space="preserve"> </w:t>
@@ -88,6 +97,26 @@
           <w:rFonts w:hint="eastAsia"/>
         </w:rPr>
         <w:t xml:space="preserve">声明。</w:t>
+      </w:r>
+    </w:p>
+    <w:p>
+      <w:pPr>
+        <w:pStyle w:val="BodyText"/>
+      </w:pPr>
+      <w:r>
+        <w:rPr>
+          <w:rFonts w:hint="eastAsia"/>
+        </w:rPr>
+        <w:t xml:space="preserve">排版规则写在纯文本里，于是它能进</w:t>
+      </w:r>
+      <w:r>
+        <w:t xml:space="preserve"> Git </w:t>
+      </w:r>
+      <w:r>
+        <w:rPr>
+          <w:rFonts w:hint="eastAsia"/>
+        </w:rPr>
+        <w:t xml:space="preserve">做逐行比对：哪条样式改错了，改回那一行就行，不用逐个段落去刷格式，也不用担心某次调整把整篇的样式带跑。这一页就是这份稿件本身导出的结果。</w:t>
       </w:r>
     </w:p>
     <w:bookmarkEnd w:id="9"/>
@@ -105,6 +134,35 @@
     </w:p>
     <w:p>
       <w:pPr>
+        <w:pStyle w:val="FirstParagraph"/>
+      </w:pPr>
+      <w:r>
+        <w:rPr>
+          <w:rFonts w:hint="eastAsia"/>
+        </w:rPr>
+        <w:t xml:space="preserve">表格是手工排版里最费事的一块。下面这张表本身用的就是「三线表」样式：顶线与底线</w:t>
+      </w:r>
+      <w:r>
+        <w:t xml:space="preserve"> 1.5 </w:t>
+      </w:r>
+      <w:r>
+        <w:rPr>
+          <w:rFonts w:hint="eastAsia"/>
+        </w:rPr>
+        <w:t xml:space="preserve">磅、栏目线</w:t>
+      </w:r>
+      <w:r>
+        <w:t xml:space="preserve"> 0.75 </w:t>
+      </w:r>
+      <w:r>
+        <w:rPr>
+          <w:rFonts w:hint="eastAsia"/>
+        </w:rPr>
+        <w:t xml:space="preserve">磅，表头加粗居中；表格若排到第二页，表头行会在第二页自动重现。</w:t>
+      </w:r>
+    </w:p>
+    <w:p>
+      <w:pPr>
         <w:pStyle w:val="TableCaption"/>
       </w:pPr>
       <w:r>
@@ -129,19 +187,21 @@
         <w:rPr>
           <w:rFonts w:hint="eastAsia"/>
         </w:rPr>
-        <w:t xml:space="preserve">两种方案的关键指标</w:t>
+        <w:t xml:space="preserve">三套样例的端到端导出耗时</w:t>
       </w:r>
     </w:p>
     <w:tbl>
       <w:tblPr>
         <w:tblStyle w:val="Table"/>
-        <w:tblW w:type="auto" w:w="0"/>
+        <w:tblW w:type="pct" w:w="5000"/>
+        <w:tblLayout w:type="fixed"/>
         <w:tblLook w:firstRow="1" w:lastRow="0" w:firstColumn="0" w:lastColumn="0" w:noHBand="0" w:noVBand="0" w:val="0020"/>
       </w:tblPr>
       <w:tblGrid>
-        <w:gridCol w:w="2640"/>
-        <w:gridCol w:w="2640"/>
-        <w:gridCol w:w="2640"/>
+        <w:gridCol w:w="1863"/>
+        <w:gridCol w:w="2329"/>
+        <w:gridCol w:w="1863"/>
+        <w:gridCol w:w="1863"/>
       </w:tblGrid>
       <w:tr>
         <w:trPr>
@@ -158,7 +218,22 @@
               <w:rPr>
                 <w:rFonts w:hint="eastAsia"/>
               </w:rPr>
-              <w:t xml:space="preserve">指标</w:t>
+              <w:t xml:space="preserve">样例</w:t>
+            </w:r>
+          </w:p>
+        </w:tc>
+        <w:tc>
+          <w:tcPr/>
+          <w:p>
+            <w:pPr>
+              <w:pStyle w:val="Compact"/>
+              <w:jc w:val="center"/>
+            </w:pPr>
+            <w:r>
+              <w:rPr>
+                <w:rFonts w:hint="eastAsia"/>
+              </w:rPr>
+              <w:t xml:space="preserve">篇幅</w:t>
             </w:r>
           </w:p>
         </w:tc>
@@ -173,10 +248,7 @@
               <w:rPr>
                 <w:rFonts w:hint="eastAsia"/>
               </w:rPr>
-              <w:t xml:space="preserve">方案</w:t>
-            </w:r>
-            <w:r>
-              <w:t xml:space="preserve"> A</w:t>
+              <w:t xml:space="preserve">稳定耗时</w:t>
             </w:r>
           </w:p>
         </w:tc>
@@ -185,16 +257,13 @@
           <w:p>
             <w:pPr>
               <w:pStyle w:val="Compact"/>
-              <w:jc w:val="right"/>
+              <w:jc w:val="left"/>
             </w:pPr>
             <w:r>
               <w:rPr>
                 <w:rFonts w:hint="eastAsia"/>
               </w:rPr>
-              <w:t xml:space="preserve">方案</w:t>
-            </w:r>
-            <w:r>
-              <w:t xml:space="preserve"> B</w:t>
+              <w:t xml:space="preserve">主要演示的排版要素</w:t>
             </w:r>
           </w:p>
         </w:tc>
@@ -211,7 +280,25 @@
               <w:rPr>
                 <w:rFonts w:hint="eastAsia"/>
               </w:rPr>
-              <w:t xml:space="preserve">首次排版耗时（秒）</w:t>
+              <w:t xml:space="preserve">最小样例（本文）</w:t>
+            </w:r>
+          </w:p>
+        </w:tc>
+        <w:tc>
+          <w:tcPr/>
+          <w:p>
+            <w:pPr>
+              <w:pStyle w:val="Compact"/>
+              <w:jc w:val="center"/>
+            </w:pPr>
+            <w:r>
+              <w:t xml:space="preserve">1 </w:t>
+            </w:r>
+            <w:r>
+              <w:rPr>
+                <w:rFonts w:hint="eastAsia"/>
+              </w:rPr>
+              <w:t xml:space="preserve">页</w:t>
             </w:r>
           </w:p>
         </w:tc>
@@ -223,7 +310,7 @@
               <w:jc w:val="right"/>
             </w:pPr>
             <w:r>
-              <w:t xml:space="preserve">1.10</w:t>
+              <w:t xml:space="preserve">0.95 s</w:t>
             </w:r>
           </w:p>
         </w:tc>
@@ -232,10 +319,13 @@
           <w:p>
             <w:pPr>
               <w:pStyle w:val="Compact"/>
-              <w:jc w:val="right"/>
+              <w:jc w:val="left"/>
             </w:pPr>
             <w:r>
-              <w:t xml:space="preserve">1.04</w:t>
+              <w:rPr>
+                <w:rFonts w:hint="eastAsia"/>
+              </w:rPr>
+              <w:t xml:space="preserve">中西文字体、首行缩进、多级标题、三线表</w:t>
             </w:r>
           </w:p>
         </w:tc>
@@ -252,7 +342,25 @@
               <w:rPr>
                 <w:rFonts w:hint="eastAsia"/>
               </w:rPr>
-              <w:t xml:space="preserve">重复导出耗时（秒）</w:t>
+              <w:t xml:space="preserve">技术白皮书样例</w:t>
+            </w:r>
+          </w:p>
+        </w:tc>
+        <w:tc>
+          <w:tcPr/>
+          <w:p>
+            <w:pPr>
+              <w:pStyle w:val="Compact"/>
+              <w:jc w:val="center"/>
+            </w:pPr>
+            <w:r>
+              <w:t xml:space="preserve">3 </w:t>
+            </w:r>
+            <w:r>
+              <w:rPr>
+                <w:rFonts w:hint="eastAsia"/>
+              </w:rPr>
+              <w:t xml:space="preserve">页</w:t>
             </w:r>
           </w:p>
         </w:tc>
@@ -264,7 +372,66 @@
               <w:jc w:val="right"/>
             </w:pPr>
             <w:r>
-              <w:t xml:space="preserve">1.12</w:t>
+              <w:t xml:space="preserve">1.03 s</w:t>
+            </w:r>
+          </w:p>
+        </w:tc>
+        <w:tc>
+          <w:tcPr/>
+          <w:p>
+            <w:pPr>
+              <w:pStyle w:val="Compact"/>
+              <w:jc w:val="left"/>
+            </w:pPr>
+            <w:r>
+              <w:rPr>
+                <w:rFonts w:hint="eastAsia"/>
+              </w:rPr>
+              <w:t xml:space="preserve">全网格数据表、APA</w:t>
+            </w:r>
+            <w:r>
+              <w:t xml:space="preserve"> </w:t>
+            </w:r>
+            <w:r>
+              <w:rPr>
+                <w:rFonts w:hint="eastAsia"/>
+              </w:rPr>
+              <w:t xml:space="preserve">引用、单线极简页眉</w:t>
+            </w:r>
+          </w:p>
+        </w:tc>
+      </w:tr>
+      <w:tr>
+        <w:tc>
+          <w:tcPr/>
+          <w:p>
+            <w:pPr>
+              <w:pStyle w:val="Compact"/>
+              <w:jc w:val="left"/>
+            </w:pPr>
+            <w:r>
+              <w:rPr>
+                <w:rFonts w:hint="eastAsia"/>
+              </w:rPr>
+              <w:t xml:space="preserve">学位论文样例</w:t>
+            </w:r>
+          </w:p>
+        </w:tc>
+        <w:tc>
+          <w:tcPr/>
+          <w:p>
+            <w:pPr>
+              <w:pStyle w:val="Compact"/>
+              <w:jc w:val="center"/>
+            </w:pPr>
+            <w:r>
+              <w:t xml:space="preserve">6 </w:t>
+            </w:r>
+            <w:r>
+              <w:rPr>
+                <w:rFonts w:hint="eastAsia"/>
+              </w:rPr>
+              <w:t xml:space="preserve">页</w:t>
             </w:r>
           </w:p>
         </w:tc>
@@ -276,7 +443,22 @@
               <w:jc w:val="right"/>
             </w:pPr>
             <w:r>
-              <w:t xml:space="preserve">1.03</w:t>
+              <w:t xml:space="preserve">1.15 s</w:t>
+            </w:r>
+          </w:p>
+        </w:tc>
+        <w:tc>
+          <w:tcPr/>
+          <w:p>
+            <w:pPr>
+              <w:pStyle w:val="Compact"/>
+              <w:jc w:val="left"/>
+            </w:pPr>
+            <w:r>
+              <w:rPr>
+                <w:rFonts w:hint="eastAsia"/>
+              </w:rPr>
+              <w:t xml:space="preserve">目录、分节页码、双线章名页眉、跨页表头</w:t>
             </w:r>
           </w:p>
         </w:tc>
@@ -290,28 +472,183 @@
         <w:rPr>
           <w:rFonts w:hint="eastAsia"/>
         </w:rPr>
-        <w:t xml:space="preserve">注：数据由</w:t>
-      </w:r>
-      <w:r>
-        <w:t xml:space="preserve"> </w:t>
-      </w:r>
-      <w:r>
-        <w:rPr>
-          <w:rStyle w:val="VerbatimChar"/>
-        </w:rPr>
-        <w:t xml:space="preserve">demo/make_demo_figures.py</w:t>
-      </w:r>
-      <w:r>
-        <w:t xml:space="preserve"> </w:t>
-      </w:r>
-      <w:r>
-        <w:rPr>
-          <w:rFonts w:hint="eastAsia"/>
-        </w:rPr>
-        <w:t xml:space="preserve">实跑测得。</w:t>
+        <w:t xml:space="preserve">注：本机实测，同一份稿件不改动内容连续导出五次取中位；首次导出要生成临时模板并预热渲染器，会慢约一倍。</w:t>
       </w:r>
     </w:p>
     <w:bookmarkEnd w:id="10"/>
+    <w:bookmarkStart w:id="11" w:name="换成你自己的内容"/>
+    <w:p>
+      <w:pPr>
+        <w:pStyle w:val="Heading1"/>
+      </w:pPr>
+      <w:r>
+        <w:rPr>
+          <w:rFonts w:hint="eastAsia"/>
+        </w:rPr>
+        <w:t xml:space="preserve">换成你自己的内容</w:t>
+      </w:r>
+    </w:p>
+    <w:p>
+      <w:pPr>
+        <w:pStyle w:val="FirstParagraph"/>
+      </w:pPr>
+      <w:r>
+        <w:rPr>
+          <w:rFonts w:hint="eastAsia"/>
+        </w:rPr>
+        <w:t xml:space="preserve">把正文换成你写的，</w:t>
+      </w:r>
+      <w:r>
+        <w:rPr>
+          <w:rStyle w:val="VerbatimChar"/>
+        </w:rPr>
+        <w:t xml:space="preserve">requirements.txt</w:t>
+      </w:r>
+      <w:r>
+        <w:t xml:space="preserve"> </w:t>
+      </w:r>
+      <w:r>
+        <w:rPr>
+          <w:rFonts w:hint="eastAsia"/>
+        </w:rPr>
+        <w:t xml:space="preserve">不动，导出的排版还是这一套。要调格式就改</w:t>
+      </w:r>
+      <w:r>
+        <w:t xml:space="preserve"> </w:t>
+      </w:r>
+      <w:r>
+        <w:rPr>
+          <w:rStyle w:val="VerbatimChar"/>
+        </w:rPr>
+        <w:t xml:space="preserve">requirements.txt</w:t>
+      </w:r>
+      <w:r>
+        <w:t xml:space="preserve"> </w:t>
+      </w:r>
+      <w:r>
+        <w:rPr>
+          <w:rFonts w:hint="eastAsia"/>
+        </w:rPr>
+        <w:t xml:space="preserve">里对应的那一行——比如把正文缩进从两字符改成零：</w:t>
+      </w:r>
+    </w:p>
+    <w:p>
+      <w:pPr>
+        <w:pStyle w:val="SourceCode"/>
+      </w:pPr>
+      <w:r>
+        <w:rPr>
+          <w:rStyle w:val="VerbatimChar"/>
+          <w:rFonts w:hint="eastAsia"/>
+        </w:rPr>
+        <w:t xml:space="preserve">正文：宋体/Times</w:t>
+      </w:r>
+      <w:r>
+        <w:rPr>
+          <w:rStyle w:val="VerbatimChar"/>
+        </w:rPr>
+        <w:t xml:space="preserve"> New Roman </w:t>
+      </w:r>
+      <w:r>
+        <w:rPr>
+          <w:rStyle w:val="VerbatimChar"/>
+          <w:rFonts w:hint="eastAsia"/>
+        </w:rPr>
+        <w:t xml:space="preserve">小四</w:t>
+      </w:r>
+      <w:r>
+        <w:rPr>
+          <w:rStyle w:val="VerbatimChar"/>
+        </w:rPr>
+        <w:t xml:space="preserve"> </w:t>
+      </w:r>
+      <w:r>
+        <w:rPr>
+          <w:rStyle w:val="VerbatimChar"/>
+          <w:rFonts w:hint="eastAsia"/>
+        </w:rPr>
+        <w:t xml:space="preserve">不加粗</w:t>
+      </w:r>
+      <w:r>
+        <w:rPr>
+          <w:rStyle w:val="VerbatimChar"/>
+        </w:rPr>
+        <w:t xml:space="preserve"> </w:t>
+      </w:r>
+      <w:r>
+        <w:rPr>
+          <w:rStyle w:val="VerbatimChar"/>
+          <w:rFonts w:hint="eastAsia"/>
+        </w:rPr>
+        <w:t xml:space="preserve">不倾斜</w:t>
+      </w:r>
+      <w:r>
+        <w:rPr>
+          <w:rStyle w:val="VerbatimChar"/>
+        </w:rPr>
+        <w:t xml:space="preserve"> </w:t>
+      </w:r>
+      <w:r>
+        <w:rPr>
+          <w:rStyle w:val="VerbatimChar"/>
+          <w:rFonts w:hint="eastAsia"/>
+        </w:rPr>
+        <w:t xml:space="preserve">两端对齐</w:t>
+      </w:r>
+      <w:r>
+        <w:rPr>
+          <w:rStyle w:val="VerbatimChar"/>
+        </w:rPr>
+        <w:t xml:space="preserve"> </w:t>
+      </w:r>
+      <w:r>
+        <w:rPr>
+          <w:rStyle w:val="VerbatimChar"/>
+          <w:rFonts w:hint="eastAsia"/>
+        </w:rPr>
+        <w:t xml:space="preserve">行距1.5倍</w:t>
+      </w:r>
+      <w:r>
+        <w:rPr>
+          <w:rStyle w:val="VerbatimChar"/>
+        </w:rPr>
+        <w:t xml:space="preserve"> </w:t>
+      </w:r>
+      <w:r>
+        <w:rPr>
+          <w:rStyle w:val="VerbatimChar"/>
+          <w:rFonts w:hint="eastAsia"/>
+        </w:rPr>
+        <w:t xml:space="preserve">段前0磅</w:t>
+      </w:r>
+      <w:r>
+        <w:rPr>
+          <w:rStyle w:val="VerbatimChar"/>
+        </w:rPr>
+        <w:t xml:space="preserve"> </w:t>
+      </w:r>
+      <w:r>
+        <w:rPr>
+          <w:rStyle w:val="VerbatimChar"/>
+          <w:rFonts w:hint="eastAsia"/>
+        </w:rPr>
+        <w:t xml:space="preserve">段后0磅</w:t>
+      </w:r>
+      <w:r>
+        <w:rPr>
+          <w:rStyle w:val="VerbatimChar"/>
+        </w:rPr>
+        <w:t xml:space="preserve"> </w:t>
+      </w:r>
+      <w:r>
+        <w:rPr>
+          <w:rStyle w:val="VerbatimChar"/>
+          <w:rFonts w:hint="eastAsia"/>
+        </w:rPr>
+        <w:t xml:space="preserve">首行缩进0字符</w:t>
+      </w:r>
+    </w:p>
+    <w:bookmarkEnd w:id="11"/>
     <w:sectPr>
       <w:pgSz w:h="16838" w:w="11906"/>
       <w:pgMar w:bottom="1440" w:footer="720" w:gutter="0" w:header="720" w:left="1440" w:right="1440" w:top="1440"/>
@@ -1010,11 +1347,6 @@
     <w:basedOn w:val="Normal"/>
     <w:qFormat/>
   </w:style>
-  <w:style w:styleId="SourceCode" w:type="paragraph">
-    <w:name w:val="Source Code"/>
-    <w:basedOn w:val="Normal"/>
-    <w:qFormat/>
-  </w:style>
   <w:style w:styleId="TOCHeading" w:type="paragraph">
     <w:name w:val="TOC Heading"/>
     <w:basedOn w:val="Normal"/>
@@ -1124,10 +1456,25 @@
     <w:basedOn w:val="Normal"/>
     <w:qFormat/>
   </w:style>
+  <w:style w:styleId="SourceCode" w:type="paragraph">
+    <w:name w:val="Source Code"/>
+    <w:basedOn w:val="Normal"/>
+    <w:qFormat/>
+    <w:pPr>
+      <w:spacing w:after="0" w:before="0" w:line="240" w:lineRule="auto"/>
+      <w:ind w:firstLine="0" w:firstLineChars="0" w:left="0" w:right="0"/>
+    </w:pPr>
+    <w:rPr>
+      <w:rFonts w:ascii="Consolas" w:cs="Consolas" w:eastAsia="宋体" w:hAnsi="Consolas"/>
+    </w:rPr>
+  </w:style>
   <w:style w:styleId="VerbatimChar" w:type="character">
     <w:name w:val="Verbatim Char"/>
     <w:basedOn w:val="DefaultParagraphFont"/>
     <w:qFormat/>
+    <w:rPr>
+      <w:rFonts w:ascii="Consolas" w:cs="Consolas" w:eastAsia="宋体" w:hAnsi="Consolas"/>
+    </w:rPr>
   </w:style>
   <w:style w:styleId="SectionNumber" w:type="character">
     <w:name w:val="Section Number"/>

--- a/demo/00_quickstart/hello.docx
+++ b/demo/00_quickstart/hello.docx
@@ -193,15 +193,15 @@
     <w:tbl>
       <w:tblPr>
         <w:tblStyle w:val="Table"/>
-        <w:tblW w:type="pct" w:w="5000"/>
+        <w:tblW w:type="dxa" w:w="9026"/>
         <w:tblLayout w:type="fixed"/>
         <w:tblLook w:firstRow="1" w:lastRow="0" w:firstColumn="0" w:lastColumn="0" w:noHBand="0" w:noVBand="0" w:val="0020"/>
       </w:tblPr>
       <w:tblGrid>
-        <w:gridCol w:w="1863"/>
-        <w:gridCol w:w="2329"/>
-        <w:gridCol w:w="1863"/>
-        <w:gridCol w:w="1863"/>
+        <w:gridCol w:w="2188"/>
+        <w:gridCol w:w="547"/>
+        <w:gridCol w:w="1094"/>
+        <w:gridCol w:w="5197"/>
       </w:tblGrid>
       <w:tr>
         <w:trPr>

--- a/demo/00_quickstart/hello.docx
+++ b/demo/00_quickstart/hello.docx
@@ -198,10 +198,10 @@
         <w:tblLook w:firstRow="1" w:lastRow="0" w:firstColumn="0" w:lastColumn="0" w:noHBand="0" w:noVBand="0" w:val="0020"/>
       </w:tblPr>
       <w:tblGrid>
-        <w:gridCol w:w="2188"/>
-        <w:gridCol w:w="547"/>
-        <w:gridCol w:w="1094"/>
-        <w:gridCol w:w="5197"/>
+        <w:gridCol w:w="2166"/>
+        <w:gridCol w:w="722"/>
+        <w:gridCol w:w="1083"/>
+        <w:gridCol w:w="5055"/>
       </w:tblGrid>
       <w:tr>
         <w:trPr>
@@ -227,7 +227,7 @@
           <w:p>
             <w:pPr>
               <w:pStyle w:val="Compact"/>
-              <w:jc w:val="center"/>
+              <w:jc w:val="left"/>
             </w:pPr>
             <w:r>
               <w:rPr>
@@ -242,7 +242,7 @@
           <w:p>
             <w:pPr>
               <w:pStyle w:val="Compact"/>
-              <w:jc w:val="right"/>
+              <w:jc w:val="left"/>
             </w:pPr>
             <w:r>
               <w:rPr>
@@ -289,7 +289,7 @@
           <w:p>
             <w:pPr>
               <w:pStyle w:val="Compact"/>
-              <w:jc w:val="center"/>
+              <w:jc w:val="left"/>
             </w:pPr>
             <w:r>
               <w:t xml:space="preserve">1 </w:t>
@@ -307,7 +307,7 @@
           <w:p>
             <w:pPr>
               <w:pStyle w:val="Compact"/>
-              <w:jc w:val="right"/>
+              <w:jc w:val="left"/>
             </w:pPr>
             <w:r>
               <w:t xml:space="preserve">0.95 s</w:t>
@@ -351,7 +351,7 @@
           <w:p>
             <w:pPr>
               <w:pStyle w:val="Compact"/>
-              <w:jc w:val="center"/>
+              <w:jc w:val="left"/>
             </w:pPr>
             <w:r>
               <w:t xml:space="preserve">3 </w:t>
@@ -369,7 +369,7 @@
           <w:p>
             <w:pPr>
               <w:pStyle w:val="Compact"/>
-              <w:jc w:val="right"/>
+              <w:jc w:val="left"/>
             </w:pPr>
             <w:r>
               <w:t xml:space="preserve">1.03 s</w:t>
@@ -422,7 +422,7 @@
           <w:p>
             <w:pPr>
               <w:pStyle w:val="Compact"/>
-              <w:jc w:val="center"/>
+              <w:jc w:val="left"/>
             </w:pPr>
             <w:r>
               <w:t xml:space="preserve">6 </w:t>
@@ -440,7 +440,7 @@
           <w:p>
             <w:pPr>
               <w:pStyle w:val="Compact"/>
-              <w:jc w:val="right"/>
+              <w:jc w:val="left"/>
             </w:pPr>
             <w:r>
               <w:t xml:space="preserve">1.15 s</w:t>

--- a/demo/00_quickstart/hello.docx
+++ b/demo/00_quickstart/hello.docx
@@ -425,7 +425,7 @@
               <w:jc w:val="left"/>
             </w:pPr>
             <w:r>
-              <w:t xml:space="preserve">6 </w:t>
+              <w:t xml:space="preserve">8 </w:t>
             </w:r>
             <w:r>
               <w:rPr>

--- a/demo/00_quickstart/hello.docx
+++ b/demo/00_quickstart/hello.docx
@@ -42,7 +42,7 @@
         <w:rPr>
           <w:rFonts w:hint="eastAsia"/>
         </w:rPr>
-        <w:t xml:space="preserve">这是一份最小样例：一页纸、三十几行</w:t>
+        <w:t xml:space="preserve">这是一份最小样例：一页纸、二十六行</w:t>
       </w:r>
       <w:r>
         <w:t xml:space="preserve"> </w:t>

--- a/demo/00_quickstart/hello.docx
+++ b/demo/00_quickstart/hello.docx
@@ -23,7 +23,7 @@
         <w:pStyle w:val="FirstParagraph"/>
       </w:pPr>
       <w:r>
-        <w:t xml:space="preserve">这是一份最小样例：一页纸、二十六行 Markdown。中文首行缩进两个字符、西文用 Times New Roman、行距 1.5 倍、各级标题黑体——这些都不用你在 Word 里点，全部由同目录那份 </w:t>
+        <w:t xml:space="preserve">这是一份最小样例：一页纸、二十二行 Markdown。中文首行缩进两个字符、西文用 Times New Roman、行距 1.5 倍、各级标题黑体——这些都不用你在 Word 里点，全部由同目录那份 </w:t>
       </w:r>
       <w:r>
         <w:rPr>
@@ -186,7 +186,7 @@
               <w:jc w:val="left"/>
             </w:pPr>
             <w:r>
-              <w:t>0.25 s</w:t>
+              <w:t>0.15 s</w:t>
             </w:r>
           </w:p>
         </w:tc>
@@ -230,7 +230,7 @@
               <w:jc w:val="left"/>
             </w:pPr>
             <w:r>
-              <w:t>3 页</w:t>
+              <w:t>5 页</w:t>
             </w:r>
           </w:p>
         </w:tc>
@@ -244,7 +244,7 @@
               <w:jc w:val="left"/>
             </w:pPr>
             <w:r>
-              <w:t>0.33 s</w:t>
+              <w:t>0.30 s</w:t>
             </w:r>
           </w:p>
         </w:tc>
@@ -302,7 +302,7 @@
               <w:jc w:val="left"/>
             </w:pPr>
             <w:r>
-              <w:t>0.52 s</w:t>
+              <w:t>0.41 s</w:t>
             </w:r>
           </w:p>
         </w:tc>
@@ -1083,6 +1083,7 @@
     <w:pPr>
       <w:spacing w:before="0" w:after="0" w:line="240" w:lineRule="auto"/>
       <w:ind w:firstLineChars="0" w:firstLine="0" w:left="0" w:right="0"/>
+      <w:jc w:val="left"/>
     </w:pPr>
     <w:rPr>
       <w:rFonts w:ascii="Consolas" w:hAnsi="Consolas" w:eastAsia="宋体" w:cs="Consolas"/>

--- a/demo/00_quickstart/hello.docx
+++ b/demo/00_quickstart/hello.docx
@@ -288,7 +288,7 @@
               <w:jc w:val="left"/>
             </w:pPr>
             <w:r>
-              <w:t>7 页</w:t>
+              <w:t>8 页</w:t>
             </w:r>
           </w:p>
         </w:tc>
@@ -302,7 +302,7 @@
               <w:jc w:val="left"/>
             </w:pPr>
             <w:r>
-              <w:t>0.41 s</w:t>
+              <w:t>0.43 s</w:t>
             </w:r>
           </w:p>
         </w:tc>

--- a/demo/00_quickstart/hello.docx
+++ b/demo/00_quickstart/hello.docx
@@ -88,6 +88,7 @@
       </w:tblGrid>
       <w:tr>
         <w:trPr>
+          <w:cantSplit/>
           <w:tblHeader/>
         </w:trPr>
         <w:tc>
@@ -148,6 +149,9 @@
         </w:tc>
       </w:tr>
       <w:tr>
+        <w:trPr>
+          <w:cantSplit/>
+        </w:trPr>
         <w:tc>
           <w:tcPr>
             <w:tcW w:type="dxa" w:w="2166"/>
@@ -206,6 +210,9 @@
         </w:tc>
       </w:tr>
       <w:tr>
+        <w:trPr>
+          <w:cantSplit/>
+        </w:trPr>
         <w:tc>
           <w:tcPr>
             <w:tcW w:type="dxa" w:w="2166"/>
@@ -264,6 +271,9 @@
         </w:tc>
       </w:tr>
       <w:tr>
+        <w:trPr>
+          <w:cantSplit/>
+        </w:trPr>
         <w:tc>
           <w:tcPr>
             <w:tcW w:type="dxa" w:w="2166"/>

--- a/demo/00_quickstart/hello.docx
+++ b/demo/00_quickstart/hello.docx
@@ -88,7 +88,6 @@
       </w:tblGrid>
       <w:tr>
         <w:trPr>
-          <w:cantSplit/>
           <w:tblHeader/>
         </w:trPr>
         <w:tc>
@@ -149,9 +148,6 @@
         </w:tc>
       </w:tr>
       <w:tr>
-        <w:trPr>
-          <w:cantSplit/>
-        </w:trPr>
         <w:tc>
           <w:tcPr>
             <w:tcW w:type="dxa" w:w="2166"/>
@@ -210,9 +206,6 @@
         </w:tc>
       </w:tr>
       <w:tr>
-        <w:trPr>
-          <w:cantSplit/>
-        </w:trPr>
         <w:tc>
           <w:tcPr>
             <w:tcW w:type="dxa" w:w="2166"/>
@@ -271,9 +264,6 @@
         </w:tc>
       </w:tr>
       <w:tr>
-        <w:trPr>
-          <w:cantSplit/>
-        </w:trPr>
         <w:tc>
           <w:tcPr>
             <w:tcW w:type="dxa" w:w="2166"/>

--- a/demo/00_quickstart/hello.docx
+++ b/demo/00_quickstart/hello.docx
@@ -29,7 +29,7 @@
         <w:rPr>
           <w:rStyle w:val="VerbatimChar"/>
         </w:rPr>
-        <w:t>requirements.txt</w:t>
+        <w:t>format.txt</w:t>
       </w:r>
       <w:r>
         <w:t xml:space="preserve"> 声明。</w:t>
@@ -349,7 +349,7 @@
         <w:rPr>
           <w:rStyle w:val="VerbatimChar"/>
         </w:rPr>
-        <w:t>requirements.txt</w:t>
+        <w:t>format.txt</w:t>
       </w:r>
       <w:r>
         <w:t xml:space="preserve"> 不动，导出的排版还是这一套。要调格式就改 </w:t>
@@ -358,7 +358,7 @@
         <w:rPr>
           <w:rStyle w:val="VerbatimChar"/>
         </w:rPr>
-        <w:t>requirements.txt</w:t>
+        <w:t>format.txt</w:t>
       </w:r>
       <w:r>
         <w:t xml:space="preserve"> 里对应的那一行——比如把正文缩进从两字符改成零：</w:t>
